--- a/media/plantillas/teoria/respuestas/RespuestasEvaluación F&L.docx
+++ b/media/plantillas/teoria/respuestas/RespuestasEvaluación F&L.docx
@@ -333,7 +333,7 @@
         </w:numPr>
       </w:pPr>
       <w:r>
-        <w:t xml:space="preserve">Soy yo el responsable de que todos los productos que utilizo no </w:t>
+        <w:t xml:space="preserve">Soy yo el supervisor de que todos los productos que utilizo no </w:t>
       </w:r>
       <w:r>
         <w:t>est</w:t>
@@ -387,7 +387,7 @@
         </w:numPr>
       </w:pPr>
       <w:r>
-        <w:t>El responsable es el supervisor.</w:t>
+        <w:t>El supervisor es el supervisor.</w:t>
       </w:r>
     </w:p>
     <w:p>
